--- a/src/main/resources/templates/PV_ANF_PPM_CENTRALE.docx
+++ b/src/main/resources/templates/PV_ANF_PPM_CENTRALE.docx
@@ -2113,6 +2113,21 @@
                 <w:sz w:val="20"/>
               </w:rPr>
               <w:t xml:space="preserve">membre en charge du dossier)</w:t>
+            </w:r>
+          </w:p>
+        </w:tc>
+      </w:tr>
+      <w:tr>
+        <w:tc>
+          <w:p/>
+        </w:tc>
+        <w:tc>
+          <w:p>
+            <w:r>
+              <w:rPr>
+                <w:sz w:val="22"/>
+              </w:rPr>
+              <w:t>&lt;VISEUR&gt;</w:t>
             </w:r>
           </w:p>
         </w:tc>

--- a/src/main/resources/templates/PV_ANF_PPM_CENTRALE.docx
+++ b/src/main/resources/templates/PV_ANF_PPM_CENTRALE.docx
@@ -1356,86 +1356,6 @@
           <w:sz w:val="20"/>
         </w:rPr>
         <w:t>&lt;NOM ET PRENOMS DU MEMBRE&gt;</w:t>
-      </w:r>
-    </w:p>
-    <w:p>
-      <w:pPr>
-        <w:spacing w:line="228" w:lineRule="exact"/>
-        <w:ind w:left="993"/>
-        <w:rPr>
-          <w:rFonts w:ascii="Arial" w:hAnsi="Arial"/>
-          <w:i/>
-          <w:sz w:val="20"/>
-        </w:rPr>
-      </w:pPr>
-      <w:r>
-        <w:rPr>
-          <w:rFonts w:ascii="Arial" w:hAnsi="Arial"/>
-          <w:i/>
-          <w:sz w:val="20"/>
-        </w:rPr>
-        <w:t>Secrétaire</w:t>
-      </w:r>
-      <w:r>
-        <w:rPr>
-          <w:rFonts w:ascii="Arial" w:hAnsi="Arial"/>
-          <w:i/>
-          <w:spacing w:val="-7"/>
-          <w:sz w:val="20"/>
-        </w:rPr>
-        <w:t xml:space="preserve"> </w:t>
-      </w:r>
-      <w:r>
-        <w:rPr>
-          <w:rFonts w:ascii="Arial" w:hAnsi="Arial"/>
-          <w:i/>
-          <w:sz w:val="20"/>
-        </w:rPr>
-        <w:t>de</w:t>
-      </w:r>
-      <w:r>
-        <w:rPr>
-          <w:rFonts w:ascii="Arial" w:hAnsi="Arial"/>
-          <w:i/>
-          <w:spacing w:val="-7"/>
-          <w:sz w:val="20"/>
-        </w:rPr>
-        <w:t xml:space="preserve"> </w:t>
-      </w:r>
-      <w:r>
-        <w:rPr>
-          <w:rFonts w:ascii="Arial" w:hAnsi="Arial"/>
-          <w:i/>
-          <w:sz w:val="20"/>
-        </w:rPr>
-        <w:t>séance</w:t>
-      </w:r>
-      <w:r>
-        <w:rPr>
-          <w:rFonts w:ascii="Arial" w:hAnsi="Arial"/>
-          <w:i/>
-          <w:spacing w:val="-5"/>
-          <w:sz w:val="20"/>
-        </w:rPr>
-        <w:t> </w:t>
-      </w:r>
-      <w:r>
-        <w:rPr>
-          <w:rFonts w:ascii="Arial" w:hAnsi="Arial"/>
-          <w:i/>
-          <w:spacing w:val="-2"/>
-          <w:sz w:val="20"/>
-        </w:rPr>
-        <w:t xml:space="preserve">: </w:t>
-      </w:r>
-      <w:r>
-        <w:rPr>
-          <w:rFonts w:ascii="Arial" w:hAnsi="Arial"/>
-          <w:i/>
-          <w:spacing w:val="-10"/>
-          <w:sz w:val="20"/>
-        </w:rPr>
-        <w:t>&lt;NOM ET PRENOMS DU VERIFICATEUR&gt;</w:t>
       </w:r>
     </w:p>
     <w:p>

--- a/src/main/resources/templates/PV_ANF_PPM_CENTRALE.docx
+++ b/src/main/resources/templates/PV_ANF_PPM_CENTRALE.docx
@@ -2039,7 +2039,14 @@
       </w:tr>
       <w:tr>
         <w:tc>
-          <w:p/>
+          <w:p>
+            <w:r>
+              <w:rPr>
+                <w:sz w:val="22"/>
+              </w:rPr>
+              <w:t>&lt;VISEUR&gt;</w:t>
+            </w:r>
+          </w:p>
         </w:tc>
         <w:tc>
           <w:p>
@@ -2047,7 +2054,7 @@
               <w:rPr>
                 <w:sz w:val="22"/>
               </w:rPr>
-              <w:t>&lt;VISEUR&gt;</w:t>
+              <w:t>&lt;NOM ET PRENOMS DU MEMBRE&gt;</w:t>
             </w:r>
           </w:p>
         </w:tc>

--- a/src/main/resources/templates/PV_ANF_PPM_CENTRALE.docx
+++ b/src/main/resources/templates/PV_ANF_PPM_CENTRALE.docx
@@ -2040,6 +2040,11 @@
       <w:tr>
         <w:tc>
           <w:p>
+            <w:pPr>
+              <w:pStyle w:val="TableParagraph"/>
+              <w:spacing w:before="1134"/>
+              <w:ind w:left="50"/>
+            </w:pPr>
             <w:r>
               <w:rPr>
                 <w:sz w:val="22"/>
@@ -2050,6 +2055,11 @@
         </w:tc>
         <w:tc>
           <w:p>
+            <w:pPr>
+              <w:pStyle w:val="TableParagraph"/>
+              <w:spacing w:before="1134"/>
+              <w:ind w:left="446"/>
+            </w:pPr>
             <w:r>
               <w:rPr>
                 <w:sz w:val="22"/>
